--- a/translation_generator/templates/MEDICAL.docx
+++ b/translation_generator/templates/MEDICAL.docx
@@ -306,14 +306,12 @@
         </w:rPr>
         <w:t xml:space="preserve"> </w:t>
       </w:r>
-      <w:proofErr w:type="spellStart"/>
       <w:r>
         <w:rPr>
           <w:sz w:val="24"/>
         </w:rPr>
         <w:t>Sworn</w:t>
       </w:r>
-      <w:proofErr w:type="spellEnd"/>
       <w:r>
         <w:rPr>
           <w:spacing w:val="-3"/>
@@ -321,14 +319,12 @@
         </w:rPr>
         <w:t xml:space="preserve"> </w:t>
       </w:r>
-      <w:proofErr w:type="spellStart"/>
       <w:r>
         <w:rPr>
           <w:sz w:val="24"/>
         </w:rPr>
         <w:t>translation</w:t>
       </w:r>
-      <w:proofErr w:type="spellEnd"/>
       <w:r>
         <w:rPr>
           <w:spacing w:val="1"/>
@@ -336,14 +332,12 @@
         </w:rPr>
         <w:t xml:space="preserve"> </w:t>
       </w:r>
-      <w:proofErr w:type="spellStart"/>
       <w:r>
         <w:rPr>
           <w:sz w:val="24"/>
         </w:rPr>
         <w:t>with</w:t>
       </w:r>
-      <w:proofErr w:type="spellEnd"/>
       <w:r>
         <w:rPr>
           <w:spacing w:val="-4"/>
@@ -364,21 +358,12 @@
         </w:rPr>
         <w:t xml:space="preserve"> </w:t>
       </w:r>
-      <w:proofErr w:type="spellStart"/>
       <w:r>
         <w:rPr>
           <w:spacing w:val="-2"/>
           <w:sz w:val="24"/>
         </w:rPr>
-        <w:t>signature</w:t>
-      </w:r>
-      <w:proofErr w:type="spellEnd"/>
-      <w:r>
-        <w:rPr>
-          <w:spacing w:val="-2"/>
-          <w:sz w:val="24"/>
-        </w:rPr>
-        <w:t>)</w:t>
+        <w:t>signature)</w:t>
       </w:r>
     </w:p>
     <w:p>
@@ -495,7 +480,6 @@
         </w:rPr>
         <w:t xml:space="preserve"> </w:t>
       </w:r>
-      <w:proofErr w:type="spellStart"/>
       <w:r>
         <w:rPr>
           <w:rFonts w:ascii="Calibri"/>
@@ -503,7 +487,6 @@
         </w:rPr>
         <w:t>Gurugram</w:t>
       </w:r>
-      <w:proofErr w:type="spellEnd"/>
       <w:r>
         <w:rPr>
           <w:rFonts w:ascii="Calibri"/>
@@ -518,25 +501,7 @@
           <w:spacing w:val="-2"/>
           <w:sz w:val="24"/>
         </w:rPr>
-        <w:t>(</w:t>
-      </w:r>
-      <w:proofErr w:type="spellStart"/>
-      <w:r>
-        <w:rPr>
-          <w:rFonts w:ascii="Calibri"/>
-          <w:spacing w:val="-2"/>
-          <w:sz w:val="24"/>
-        </w:rPr>
-        <w:t>Haryana</w:t>
-      </w:r>
-      <w:proofErr w:type="spellEnd"/>
-      <w:r>
-        <w:rPr>
-          <w:rFonts w:ascii="Calibri"/>
-          <w:spacing w:val="-2"/>
-          <w:sz w:val="24"/>
-        </w:rPr>
-        <w:t>)</w:t>
+        <w:t>(Haryana)</w:t>
       </w:r>
     </w:p>
     <w:p>
@@ -882,23 +847,7 @@
           <w:rFonts w:ascii="Calibri" w:hAnsi="Calibri"/>
           <w:sz w:val="28"/>
         </w:rPr>
-        <w:t xml:space="preserve">salud pública </w:t>
-      </w:r>
-      <w:proofErr w:type="spellStart"/>
-      <w:r>
-        <w:rPr>
-          <w:rFonts w:ascii="Calibri" w:hAnsi="Calibri"/>
-          <w:sz w:val="28"/>
-        </w:rPr>
-        <w:t>enconcordancia</w:t>
-      </w:r>
-      <w:proofErr w:type="spellEnd"/>
-      <w:r>
-        <w:rPr>
-          <w:rFonts w:ascii="Calibri" w:hAnsi="Calibri"/>
-          <w:sz w:val="28"/>
-        </w:rPr>
-        <w:t xml:space="preserve"> con el Acto Sanitario Internacional de 2005.</w:t>
+        <w:t>salud pública enconcordancia con el Acto Sanitario Internacional de 2005.</w:t>
       </w:r>
     </w:p>
     <w:p>
@@ -966,7 +915,6 @@
         </w:rPr>
         <w:t xml:space="preserve"> </w:t>
       </w:r>
-      <w:proofErr w:type="gramStart"/>
       <w:r>
         <w:rPr>
           <w:rFonts w:ascii="Calibri" w:hAnsi="Calibri"/>
@@ -974,7 +922,6 @@
         </w:rPr>
         <w:t>examinada</w:t>
       </w:r>
-      <w:proofErr w:type="gramEnd"/>
       <w:r>
         <w:rPr>
           <w:rFonts w:ascii="Calibri" w:hAnsi="Calibri"/>
@@ -1272,21 +1219,7 @@
         <w:rPr>
           <w:rFonts w:ascii="Calibri" w:hAnsi="Calibri"/>
         </w:rPr>
-        <w:t xml:space="preserve">Médico) Dr. </w:t>
-      </w:r>
-      <w:proofErr w:type="spellStart"/>
-      <w:r>
-        <w:rPr>
-          <w:rFonts w:ascii="Calibri" w:hAnsi="Calibri"/>
-        </w:rPr>
-        <w:t>Madhur</w:t>
-      </w:r>
-      <w:proofErr w:type="spellEnd"/>
-      <w:r>
-        <w:rPr>
-          <w:rFonts w:ascii="Calibri" w:hAnsi="Calibri"/>
-        </w:rPr>
-        <w:t xml:space="preserve"> Jain</w:t>
+        <w:t>Médico) Dr. Madhur Jain</w:t>
       </w:r>
     </w:p>
     <w:p>
@@ -1310,7 +1243,6 @@
         </w:rPr>
         <w:t xml:space="preserve"> </w:t>
       </w:r>
-      <w:proofErr w:type="gramStart"/>
       <w:r>
         <w:rPr>
           <w:rFonts w:ascii="Calibri"/>
@@ -1330,7 +1262,6 @@
         </w:rPr>
         <w:t>,</w:t>
       </w:r>
-      <w:proofErr w:type="gramEnd"/>
       <w:r>
         <w:rPr>
           <w:rFonts w:ascii="Calibri"/>
@@ -1396,7 +1327,6 @@
         </w:rPr>
         <w:t xml:space="preserve"> </w:t>
       </w:r>
-      <w:proofErr w:type="spellStart"/>
       <w:r>
         <w:rPr>
           <w:rFonts w:ascii="Calibri"/>
@@ -1404,7 +1334,6 @@
         </w:rPr>
         <w:t>Gurugram</w:t>
       </w:r>
-      <w:proofErr w:type="spellEnd"/>
     </w:p>
     <w:p>
       <w:pPr>
@@ -1727,14 +1656,12 @@
         </w:rPr>
         <w:t xml:space="preserve"> </w:t>
       </w:r>
-      <w:proofErr w:type="spellStart"/>
       <w:r>
         <w:rPr>
           <w:sz w:val="24"/>
         </w:rPr>
         <w:t>Sworn</w:t>
       </w:r>
-      <w:proofErr w:type="spellEnd"/>
       <w:r>
         <w:rPr>
           <w:spacing w:val="-3"/>
@@ -1742,14 +1669,12 @@
         </w:rPr>
         <w:t xml:space="preserve"> </w:t>
       </w:r>
-      <w:proofErr w:type="spellStart"/>
       <w:r>
         <w:rPr>
           <w:sz w:val="24"/>
         </w:rPr>
         <w:t>translation</w:t>
       </w:r>
-      <w:proofErr w:type="spellEnd"/>
       <w:r>
         <w:rPr>
           <w:spacing w:val="1"/>
@@ -1757,14 +1682,12 @@
         </w:rPr>
         <w:t xml:space="preserve"> </w:t>
       </w:r>
-      <w:proofErr w:type="spellStart"/>
       <w:r>
         <w:rPr>
           <w:sz w:val="24"/>
         </w:rPr>
         <w:t>with</w:t>
       </w:r>
-      <w:proofErr w:type="spellEnd"/>
       <w:r>
         <w:rPr>
           <w:spacing w:val="-4"/>
@@ -1785,21 +1708,12 @@
         </w:rPr>
         <w:t xml:space="preserve"> </w:t>
       </w:r>
-      <w:proofErr w:type="spellStart"/>
       <w:r>
         <w:rPr>
           <w:spacing w:val="-2"/>
           <w:sz w:val="24"/>
         </w:rPr>
-        <w:t>signature</w:t>
-      </w:r>
-      <w:proofErr w:type="spellEnd"/>
-      <w:r>
-        <w:rPr>
-          <w:spacing w:val="-2"/>
-          <w:sz w:val="24"/>
-        </w:rPr>
-        <w:t>)</w:t>
+        <w:t>signature)</w:t>
       </w:r>
     </w:p>
     <w:p>
@@ -1996,17 +1910,8 @@
                                   <w:b/>
                                   <w:sz w:val="18"/>
                                 </w:rPr>
-                                <w:t>(</w:t>
-                              </w:r>
-                              <w:proofErr w:type="spellStart"/>
-                              <w:r>
-                                <w:rPr>
-                                  <w:b/>
-                                  <w:sz w:val="18"/>
-                                </w:rPr>
-                                <w:t>Convention</w:t>
-                              </w:r>
-                              <w:proofErr w:type="spellEnd"/>
+                                <w:t>(Convention</w:t>
+                              </w:r>
                               <w:r>
                                 <w:rPr>
                                   <w:b/>
@@ -3055,7 +2960,14 @@
                                   <w:sz w:val="17"/>
                                   <w:szCs w:val="17"/>
                                 </w:rPr>
-                                <w:t>&lt;&lt;SECTION_OFFICER_SIGN&gt;&gt;</w:t>
+                                <w:t xml:space="preserve">                           </w:t>
+                              </w:r>
+                              <w:r>
+                                <w:rPr>
+                                  <w:sz w:val="17"/>
+                                  <w:szCs w:val="17"/>
+                                </w:rPr>
+                                <w:t>&lt;&lt;OFF_SIGN&gt;&gt;</w:t>
                               </w:r>
                               <w:r>
                                 <w:rPr>
@@ -3355,17 +3267,8 @@
                             <w:b/>
                             <w:sz w:val="18"/>
                           </w:rPr>
-                          <w:t>(</w:t>
-                        </w:r>
-                        <w:proofErr w:type="spellStart"/>
-                        <w:r>
-                          <w:rPr>
-                            <w:b/>
-                            <w:sz w:val="18"/>
-                          </w:rPr>
-                          <w:t>Convention</w:t>
-                        </w:r>
-                        <w:proofErr w:type="spellEnd"/>
+                          <w:t>(Convention</w:t>
+                        </w:r>
                         <w:r>
                           <w:rPr>
                             <w:b/>
@@ -4372,7 +4275,14 @@
                             <w:sz w:val="17"/>
                             <w:szCs w:val="17"/>
                           </w:rPr>
-                          <w:t>&lt;&lt;SECTION_OFFICER_SIGN&gt;&gt;</w:t>
+                          <w:t xml:space="preserve">                           </w:t>
+                        </w:r>
+                        <w:r>
+                          <w:rPr>
+                            <w:sz w:val="17"/>
+                            <w:szCs w:val="17"/>
+                          </w:rPr>
+                          <w:t>&lt;&lt;OFF_SIGN&gt;&gt;</w:t>
                         </w:r>
                         <w:r>
                           <w:rPr>
@@ -5156,7 +5066,7 @@
             </wp:anchor>
           </w:drawing>
         </mc:Choice>
-        <mc:Fallback xmlns:pic="http://schemas.openxmlformats.org/drawingml/2006/picture" xmlns:a="http://schemas.openxmlformats.org/drawingml/2006/main" xmlns:ve="http://schemas.openxmlformats.org/markup-compatibility/2006">
+        <mc:Fallback xmlns:ve="http://schemas.openxmlformats.org/markup-compatibility/2006" xmlns:a="http://schemas.openxmlformats.org/drawingml/2006/main" xmlns:pic="http://schemas.openxmlformats.org/drawingml/2006/picture">
           <w:pict>
             <v:shape style="position:absolute;margin-left:40.950001pt;margin-top:644.827026pt;width:265.650pt;height:50.5pt;mso-position-horizontal-relative:page;mso-position-vertical-relative:page;z-index:-15803392" id="docshape3" coordorigin="819,12897" coordsize="5313,1010" path="m819,13906l6132,13906,6132,12916,819,12916,819,13906xm819,13887l6132,13887,6132,12897,819,12897,819,13887xe" filled="false" stroked="true" strokeweight=".75pt" strokecolor="#000000">
               <v:path arrowok="t"/>
@@ -5265,7 +5175,7 @@
             </wp:anchor>
           </w:drawing>
         </mc:Choice>
-        <mc:Fallback xmlns:pic="http://schemas.openxmlformats.org/drawingml/2006/picture" xmlns:a="http://schemas.openxmlformats.org/drawingml/2006/main" xmlns:ve="http://schemas.openxmlformats.org/markup-compatibility/2006">
+        <mc:Fallback xmlns:ve="http://schemas.openxmlformats.org/markup-compatibility/2006" xmlns:a="http://schemas.openxmlformats.org/drawingml/2006/main" xmlns:pic="http://schemas.openxmlformats.org/drawingml/2006/picture">
           <w:pict>
             <v:shape style="position:absolute;margin-left:318.100006pt;margin-top:644.077026pt;width:247.3pt;height:51.25pt;mso-position-horizontal-relative:page;mso-position-vertical-relative:page;z-index:-15802880" id="docshape4" coordorigin="6362,12882" coordsize="4946,1025" path="m6362,13906l11308,13906,11308,12901,6362,12901,6362,13906xm6362,13887l11308,13887,11308,12882,6362,12882,6362,13887xe" filled="false" stroked="true" strokeweight=".75pt" strokecolor="#000000">
               <v:path arrowok="t"/>
@@ -5402,14 +5312,12 @@
                             </w:rPr>
                             <w:t xml:space="preserve"> </w:t>
                           </w:r>
-                          <w:proofErr w:type="spellStart"/>
                           <w:r>
                             <w:rPr>
                               <w:sz w:val="20"/>
                             </w:rPr>
                             <w:t>of</w:t>
                           </w:r>
-                          <w:proofErr w:type="spellEnd"/>
                           <w:r>
                             <w:rPr>
                               <w:spacing w:val="-8"/>
@@ -5417,21 +5325,12 @@
                             </w:rPr>
                             <w:t xml:space="preserve"> </w:t>
                           </w:r>
-                          <w:proofErr w:type="spellStart"/>
                           <w:r>
                             <w:rPr>
                               <w:spacing w:val="-2"/>
                               <w:sz w:val="20"/>
                             </w:rPr>
-                            <w:t>Translation</w:t>
-                          </w:r>
-                          <w:proofErr w:type="spellEnd"/>
-                          <w:r>
-                            <w:rPr>
-                              <w:spacing w:val="-2"/>
-                              <w:sz w:val="20"/>
-                            </w:rPr>
-                            <w:t>)</w:t>
+                            <w:t>Translation)</w:t>
                           </w:r>
                         </w:p>
                       </w:txbxContent>
@@ -5445,7 +5344,7 @@
             </wp:anchor>
           </w:drawing>
         </mc:Choice>
-        <mc:Fallback xmlns:pic="http://schemas.openxmlformats.org/drawingml/2006/picture" xmlns:a="http://schemas.openxmlformats.org/drawingml/2006/main" xmlns:ve="http://schemas.openxmlformats.org/markup-compatibility/2006">
+        <mc:Fallback xmlns:ve="http://schemas.openxmlformats.org/markup-compatibility/2006" xmlns:a="http://schemas.openxmlformats.org/drawingml/2006/main" xmlns:pic="http://schemas.openxmlformats.org/drawingml/2006/picture">
           <w:pict>
             <v:shape style="position:absolute;margin-left:208.350006pt;margin-top:632.927551pt;width:170.25pt;height:13.2pt;mso-position-horizontal-relative:page;mso-position-vertical-relative:page;z-index:-15802368" type="#_x0000_t202" id="docshape5" filled="false" stroked="false">
               <v:textbox inset="0,0,0,0">
@@ -5613,137 +5512,89 @@
                             <w:ind w:left="20" w:right="18"/>
                           </w:pPr>
                           <w:r>
-                            <w:t xml:space="preserve">Mr. Samit Govindani, </w:t>
-                          </w:r>
-                          <w:proofErr w:type="spellStart"/>
-                          <w:r>
-                            <w:t>Sworn</w:t>
-                          </w:r>
-                          <w:proofErr w:type="spellEnd"/>
-                          <w:r>
+                            <w:t>Mr. Samit Govindani, Sworn Translator -Interpreter</w:t>
+                          </w:r>
+                          <w:r>
+                            <w:rPr>
+                              <w:spacing w:val="-1"/>
+                            </w:rPr>
                             <w:t xml:space="preserve"> </w:t>
                           </w:r>
-                          <w:proofErr w:type="spellStart"/>
-                          <w:r>
-                            <w:t>Translator</w:t>
-                          </w:r>
-                          <w:proofErr w:type="spellEnd"/>
-                          <w:r>
-                            <w:t xml:space="preserve"> -</w:t>
-                          </w:r>
-                          <w:proofErr w:type="spellStart"/>
-                          <w:r>
-                            <w:t>Interpreter</w:t>
-                          </w:r>
-                          <w:proofErr w:type="spellEnd"/>
-                          <w:r>
-                            <w:rPr>
-                              <w:spacing w:val="-1"/>
+                          <w:r>
+                            <w:t>of English, appointed by the Spanish Ministry of Foreign Affairs, certifies that</w:t>
+                          </w:r>
+                          <w:r>
+                            <w:rPr>
+                              <w:spacing w:val="-3"/>
                             </w:rPr>
                             <w:t xml:space="preserve"> </w:t>
                           </w:r>
-                          <w:proofErr w:type="spellStart"/>
-                          <w:r>
-                            <w:t>of</w:t>
-                          </w:r>
-                          <w:proofErr w:type="spellEnd"/>
-                          <w:r>
-                            <w:t xml:space="preserve"> English, </w:t>
-                          </w:r>
-                          <w:proofErr w:type="spellStart"/>
-                          <w:r>
-                            <w:t>appointed</w:t>
-                          </w:r>
-                          <w:proofErr w:type="spellEnd"/>
-                          <w:r>
+                          <w:r>
+                            <w:t>the</w:t>
+                          </w:r>
+                          <w:r>
+                            <w:rPr>
+                              <w:spacing w:val="-5"/>
+                            </w:rPr>
                             <w:t xml:space="preserve"> </w:t>
                           </w:r>
-                          <w:proofErr w:type="spellStart"/>
-                          <w:r>
-                            <w:t>by</w:t>
-                          </w:r>
-                          <w:proofErr w:type="spellEnd"/>
-                          <w:r>
+                          <w:r>
+                            <w:t>above</w:t>
+                          </w:r>
+                          <w:r>
+                            <w:rPr>
+                              <w:spacing w:val="-5"/>
+                            </w:rPr>
                             <w:t xml:space="preserve"> </w:t>
                           </w:r>
-                          <w:proofErr w:type="spellStart"/>
-                          <w:r>
-                            <w:t>the</w:t>
-                          </w:r>
-                          <w:proofErr w:type="spellEnd"/>
-                          <w:r>
-                            <w:t xml:space="preserve"> Spanish </w:t>
-                          </w:r>
-                          <w:proofErr w:type="spellStart"/>
-                          <w:r>
-                            <w:t>Ministry</w:t>
-                          </w:r>
-                          <w:proofErr w:type="spellEnd"/>
-                          <w:r>
+                          <w:r>
+                            <w:t>is</w:t>
+                          </w:r>
+                          <w:r>
+                            <w:rPr>
+                              <w:spacing w:val="-5"/>
+                            </w:rPr>
                             <w:t xml:space="preserve"> </w:t>
                           </w:r>
-                          <w:proofErr w:type="spellStart"/>
-                          <w:r>
-                            <w:t>of</w:t>
-                          </w:r>
-                          <w:proofErr w:type="spellEnd"/>
-                          <w:r>
-                            <w:t xml:space="preserve"> Foreign </w:t>
-                          </w:r>
-                          <w:proofErr w:type="spellStart"/>
-                          <w:r>
-                            <w:t>Affairs</w:t>
-                          </w:r>
-                          <w:proofErr w:type="spellEnd"/>
-                          <w:r>
-                            <w:t xml:space="preserve">, </w:t>
-                          </w:r>
-                          <w:proofErr w:type="spellStart"/>
-                          <w:r>
-                            <w:t>certifies</w:t>
-                          </w:r>
-                          <w:proofErr w:type="spellEnd"/>
-                          <w:r>
+                          <w:r>
+                            <w:t>a</w:t>
+                          </w:r>
+                          <w:r>
+                            <w:rPr>
+                              <w:spacing w:val="-5"/>
+                            </w:rPr>
                             <w:t xml:space="preserve"> </w:t>
                           </w:r>
-                          <w:proofErr w:type="spellStart"/>
-                          <w:r>
-                            <w:t>that</w:t>
-                          </w:r>
-                          <w:proofErr w:type="spellEnd"/>
+                          <w:r>
+                            <w:t>faithful</w:t>
+                          </w:r>
                           <w:r>
                             <w:rPr>
                               <w:spacing w:val="-3"/>
                             </w:rPr>
                             <w:t xml:space="preserve"> </w:t>
                           </w:r>
-                          <w:proofErr w:type="spellStart"/>
-                          <w:r>
-                            <w:t>the</w:t>
-                          </w:r>
-                          <w:proofErr w:type="spellEnd"/>
+                          <w:r>
+                            <w:t>and</w:t>
+                          </w:r>
                           <w:r>
                             <w:rPr>
                               <w:spacing w:val="-5"/>
                             </w:rPr>
                             <w:t xml:space="preserve"> </w:t>
                           </w:r>
-                          <w:proofErr w:type="spellStart"/>
-                          <w:r>
-                            <w:t>above</w:t>
-                          </w:r>
-                          <w:proofErr w:type="spellEnd"/>
+                          <w:r>
+                            <w:t>complete</w:t>
+                          </w:r>
                           <w:r>
                             <w:rPr>
                               <w:spacing w:val="-5"/>
                             </w:rPr>
                             <w:t xml:space="preserve"> </w:t>
                           </w:r>
-                          <w:proofErr w:type="spellStart"/>
-                          <w:r>
-                            <w:t>is</w:t>
-                          </w:r>
-                          <w:proofErr w:type="spellEnd"/>
+                          <w:r>
+                            <w:t>translation</w:t>
+                          </w:r>
                           <w:r>
                             <w:rPr>
                               <w:spacing w:val="-5"/>
@@ -5751,7 +5602,7 @@
                             <w:t xml:space="preserve"> </w:t>
                           </w:r>
                           <w:r>
-                            <w:t>a</w:t>
+                            <w:t>into</w:t>
                           </w:r>
                           <w:r>
                             <w:rPr>
@@ -5759,83 +5610,8 @@
                             </w:rPr>
                             <w:t xml:space="preserve"> </w:t>
                           </w:r>
-                          <w:proofErr w:type="spellStart"/>
-                          <w:r>
-                            <w:t>faithful</w:t>
-                          </w:r>
-                          <w:proofErr w:type="spellEnd"/>
-                          <w:r>
-                            <w:rPr>
-                              <w:spacing w:val="-3"/>
-                            </w:rPr>
-                            <w:t xml:space="preserve"> </w:t>
-                          </w:r>
-                          <w:r>
-                            <w:t>and</w:t>
-                          </w:r>
-                          <w:r>
-                            <w:rPr>
-                              <w:spacing w:val="-5"/>
-                            </w:rPr>
-                            <w:t xml:space="preserve"> </w:t>
-                          </w:r>
-                          <w:r>
-                            <w:t>complete</w:t>
-                          </w:r>
-                          <w:r>
-                            <w:rPr>
-                              <w:spacing w:val="-5"/>
-                            </w:rPr>
-                            <w:t xml:space="preserve"> </w:t>
-                          </w:r>
-                          <w:proofErr w:type="spellStart"/>
-                          <w:r>
-                            <w:t>translation</w:t>
-                          </w:r>
-                          <w:proofErr w:type="spellEnd"/>
-                          <w:r>
-                            <w:rPr>
-                              <w:spacing w:val="-5"/>
-                            </w:rPr>
-                            <w:t xml:space="preserve"> </w:t>
-                          </w:r>
-                          <w:proofErr w:type="spellStart"/>
-                          <w:r>
-                            <w:t>into</w:t>
-                          </w:r>
-                          <w:proofErr w:type="spellEnd"/>
-                          <w:r>
-                            <w:rPr>
-                              <w:spacing w:val="-5"/>
-                            </w:rPr>
-                            <w:t xml:space="preserve"> </w:t>
-                          </w:r>
-                          <w:r>
-                            <w:t xml:space="preserve">Spanish </w:t>
-                          </w:r>
-                          <w:proofErr w:type="spellStart"/>
-                          <w:r>
-                            <w:t>of</w:t>
-                          </w:r>
-                          <w:proofErr w:type="spellEnd"/>
-                          <w:r>
-                            <w:t xml:space="preserve"> a legal </w:t>
-                          </w:r>
-                          <w:proofErr w:type="spellStart"/>
-                          <w:r>
-                            <w:t>document</w:t>
-                          </w:r>
-                          <w:proofErr w:type="spellEnd"/>
-                          <w:r>
-                            <w:t xml:space="preserve"> </w:t>
-                          </w:r>
-                          <w:proofErr w:type="spellStart"/>
-                          <w:r>
-                            <w:t>written</w:t>
-                          </w:r>
-                          <w:proofErr w:type="spellEnd"/>
-                          <w:r>
-                            <w:t xml:space="preserve"> in English.</w:t>
+                          <w:r>
+                            <w:t>Spanish of a legal document written in English.</w:t>
                           </w:r>
                         </w:p>
                       </w:txbxContent>
@@ -5849,7 +5625,7 @@
             </wp:anchor>
           </w:drawing>
         </mc:Choice>
-        <mc:Fallback xmlns:pic="http://schemas.openxmlformats.org/drawingml/2006/picture" xmlns:a="http://schemas.openxmlformats.org/drawingml/2006/main" xmlns:ve="http://schemas.openxmlformats.org/markup-compatibility/2006">
+        <mc:Fallback xmlns:ve="http://schemas.openxmlformats.org/markup-compatibility/2006" xmlns:a="http://schemas.openxmlformats.org/drawingml/2006/main" xmlns:pic="http://schemas.openxmlformats.org/drawingml/2006/picture">
           <w:pict>
             <v:shape style="position:absolute;margin-left:324.559998pt;margin-top:649.863037pt;width:233.3pt;height:43.3pt;mso-position-horizontal-relative:page;mso-position-vertical-relative:page;z-index:-15801856" type="#_x0000_t202" id="docshape6" filled="false" stroked="false">
               <v:textbox inset="0,0,0,0">
@@ -6030,15 +5806,7 @@
                             <w:ind w:left="20" w:right="18"/>
                           </w:pPr>
                           <w:r>
-                            <w:t xml:space="preserve">Don Samit Govindani, Traductor-Intérprete Jurado de </w:t>
-                          </w:r>
-                          <w:proofErr w:type="gramStart"/>
-                          <w:r>
-                            <w:t>Inglés</w:t>
-                          </w:r>
-                          <w:proofErr w:type="gramEnd"/>
-                          <w:r>
-                            <w:t xml:space="preserve"> nombrado</w:t>
+                            <w:t>Don Samit Govindani, Traductor-Intérprete Jurado de Inglés nombrado</w:t>
                           </w:r>
                           <w:r>
                             <w:rPr>
@@ -6490,7 +6258,7 @@
             </wp:anchor>
           </w:drawing>
         </mc:Choice>
-        <mc:Fallback xmlns:pic="http://schemas.openxmlformats.org/drawingml/2006/picture" xmlns:a="http://schemas.openxmlformats.org/drawingml/2006/main" xmlns:ve="http://schemas.openxmlformats.org/markup-compatibility/2006">
+        <mc:Fallback xmlns:ve="http://schemas.openxmlformats.org/markup-compatibility/2006" xmlns:a="http://schemas.openxmlformats.org/drawingml/2006/main" xmlns:pic="http://schemas.openxmlformats.org/drawingml/2006/picture">
           <w:pict>
             <v:shape style="position:absolute;margin-left:155.070007pt;margin-top:701.489075pt;width:83.3pt;height:33pt;mso-position-horizontal-relative:page;mso-position-vertical-relative:page;z-index:-15800320" type="#_x0000_t202" id="docshape9" filled="false" stroked="false">
               <v:textbox inset="0,0,0,0">
@@ -7035,7 +6803,7 @@
             </wp:anchor>
           </w:drawing>
         </mc:Choice>
-        <mc:Fallback xmlns:pic="http://schemas.openxmlformats.org/drawingml/2006/picture" xmlns:a="http://schemas.openxmlformats.org/drawingml/2006/main" xmlns:ve="http://schemas.openxmlformats.org/markup-compatibility/2006">
+        <mc:Fallback xmlns:ve="http://schemas.openxmlformats.org/markup-compatibility/2006" xmlns:a="http://schemas.openxmlformats.org/drawingml/2006/main" xmlns:pic="http://schemas.openxmlformats.org/drawingml/2006/picture">
           <w:pict>
             <v:rect style="position:absolute;margin-left:34.549999pt;margin-top:109.550003pt;width:542.9pt;height:.7pt;mso-position-horizontal-relative:page;mso-position-vertical-relative:page;z-index:-15804928" id="docshape1" filled="true" fillcolor="#000000" stroked="false">
               <v:fill type="solid"/>
